--- a/Assets/AI/Documentacion/Base/Instructivo_Construccion_Sistemas_SilicaII.docx
+++ b/Assets/AI/Documentacion/Base/Instructivo_Construccion_Sistemas_SilicaII.docx
@@ -1891,6 +1891,67 @@
         <w:t>El sistema falla de forma visible y controlada cuando falta una dependencia.</w:t>
       </w:r>
     </w:p>
+    <w:p>
+      <w:r>
+        <w:br w:type="page"/>
+      </w:r>
+    </w:p>
+    <w:p>
+      <w:pPr>
+        <w:pStyle w:val="Heading1"/>
+      </w:pPr>
+      <w:r>
+        <w:t>Paso a paso - Player Perspective</w:t>
+      </w:r>
+    </w:p>
+    <w:p>
+      <w:pPr>
+        <w:pStyle w:val="ListBullet"/>
+      </w:pPr>
+      <w:r>
+        <w:t>Importar el personaje como asset visual y limpiar scripts externos que dupliquen arquitectura.</w:t>
+      </w:r>
+    </w:p>
+    <w:p>
+      <w:pPr>
+        <w:pStyle w:val="ListBullet"/>
+      </w:pPr>
+      <w:r>
+        <w:t>Conservar modelo, materiales, texturas, animaciones y animator controller.</w:t>
+      </w:r>
+    </w:p>
+    <w:p>
+      <w:pPr>
+        <w:pStyle w:val="ListBullet"/>
+      </w:pPr>
+      <w:r>
+        <w:t>Crear/usar PlayerPerspectiveController para alternar roots de primera y tercera persona.</w:t>
+      </w:r>
+    </w:p>
+    <w:p>
+      <w:pPr>
+        <w:pStyle w:val="ListBullet"/>
+      </w:pPr>
+      <w:r>
+        <w:t>Conectar PlayerInputHandler -&gt; PlayerPerspectiveController desde Inspector.</w:t>
+      </w:r>
+    </w:p>
+    <w:p>
+      <w:pPr>
+        <w:pStyle w:val="ListBullet"/>
+      </w:pPr>
+      <w:r>
+        <w:t>Conectar PlayerAnimatorPresenter -&gt; MovementController + Animator.</w:t>
+      </w:r>
+    </w:p>
+    <w:p>
+      <w:pPr>
+        <w:pStyle w:val="ListBullet"/>
+      </w:pPr>
+      <w:r>
+        <w:t>Validar con health check y revisar en Unity que no haya Missing Script en el prefab.</w:t>
+      </w:r>
+    </w:p>
     <w:sectPr>
       <w:pgSz w:w="12240" w:h="15840"/>
       <w:pgMar w:top="1080" w:right="1080" w:bottom="1080" w:left="1080" w:header="720" w:footer="720" w:gutter="0"/>
